--- a/material/OneRec_report.docx
+++ b/material/OneRec_report.docx
@@ -14,8 +14,6 @@
         <w:ind w:left="0" w:right="0" w:firstLine="0"/>
         <w:jc w:val="center"/>
       </w:pPr>
-      <w:bookmarkStart w:id="0" w:name="_GoBack"/>
-      <w:bookmarkEnd w:id="0"/>
       <w:r>
         <w:rPr>
           <w:rFonts w:hint="default" w:ascii="Helvetica Neue" w:hAnsi="Helvetica Neue" w:eastAsia="Helvetica Neue" w:cs="Helvetica Neue"/>
@@ -685,6 +683,21 @@
           <w:i w:val="0"/>
           <w:iCs w:val="0"/>
           <w:caps w:val="0"/>
+          <w:color w:val="0000FF"/>
+          <w:spacing w:val="0"/>
+          <w:kern w:val="0"/>
+          <w:sz w:val="21"/>
+          <w:szCs w:val="21"/>
+          <w:shd w:val="clear" w:fill="FFFFFF"/>
+          <w:lang w:val="en-US" w:eastAsia="zh-CN" w:bidi="ar"/>
+        </w:rPr>
+      </w:pPr>
+      <w:r>
+        <w:rPr>
+          <w:rFonts w:hint="eastAsia" w:ascii="Helvetica Neue" w:hAnsi="Helvetica Neue" w:eastAsia="Helvetica Neue" w:cs="Helvetica Neue"/>
+          <w:i w:val="0"/>
+          <w:iCs w:val="0"/>
+          <w:caps w:val="0"/>
           <w:color w:val="191B1F"/>
           <w:spacing w:val="0"/>
           <w:kern w:val="0"/>
@@ -693,7 +706,8 @@
           <w:shd w:val="clear" w:fill="FFFFFF"/>
           <w:lang w:val="en-US" w:eastAsia="zh-CN" w:bidi="ar"/>
         </w:rPr>
-      </w:pPr>
+        <w:t xml:space="preserve">- </w:t>
+      </w:r>
       <w:r>
         <w:rPr>
           <w:rFonts w:hint="eastAsia" w:ascii="Helvetica Neue" w:hAnsi="Helvetica Neue" w:eastAsia="Helvetica Neue" w:cs="Helvetica Neue"/>
@@ -705,10 +719,11 @@
           <w:kern w:val="0"/>
           <w:sz w:val="21"/>
           <w:szCs w:val="21"/>
-          <w:shd w:val="clear" w:fill="FFFFFF"/>
-          <w:lang w:val="en-US" w:eastAsia="zh-CN" w:bidi="ar"/>
-        </w:rPr>
-        <w:t xml:space="preserve">- </w:t>
+          <w:highlight w:val="yellow"/>
+          <w:shd w:val="clear" w:fill="FFFFFF"/>
+          <w:lang w:val="en-US" w:eastAsia="zh-CN" w:bidi="ar"/>
+        </w:rPr>
+        <w:t>传统的DPO</w:t>
       </w:r>
       <w:r>
         <w:rPr>
@@ -721,11 +736,10 @@
           <w:kern w:val="0"/>
           <w:sz w:val="21"/>
           <w:szCs w:val="21"/>
-          <w:highlight w:val="yellow"/>
-          <w:shd w:val="clear" w:fill="FFFFFF"/>
-          <w:lang w:val="en-US" w:eastAsia="zh-CN" w:bidi="ar"/>
-        </w:rPr>
-        <w:t>传统的DPO</w:t>
+          <w:shd w:val="clear" w:fill="FFFFFF"/>
+          <w:lang w:val="en-US" w:eastAsia="zh-CN" w:bidi="ar"/>
+        </w:rPr>
+        <w:t>【监督学习，提供好/坏标签】：单步优化方法，直接利用</w:t>
       </w:r>
       <w:r>
         <w:rPr>
@@ -733,6 +747,22 @@
           <w:i w:val="0"/>
           <w:iCs w:val="0"/>
           <w:caps w:val="0"/>
+          <w:color w:val="FF0000"/>
+          <w:spacing w:val="0"/>
+          <w:kern w:val="0"/>
+          <w:sz w:val="21"/>
+          <w:szCs w:val="21"/>
+          <w:shd w:val="clear" w:fill="FFFFFF"/>
+          <w:lang w:val="en-US" w:eastAsia="zh-CN" w:bidi="ar"/>
+        </w:rPr>
+        <w:t>人类标注</w:t>
+      </w:r>
+      <w:r>
+        <w:rPr>
+          <w:rFonts w:hint="eastAsia" w:ascii="Helvetica Neue" w:hAnsi="Helvetica Neue" w:eastAsia="Helvetica Neue" w:cs="Helvetica Neue"/>
+          <w:i w:val="0"/>
+          <w:iCs w:val="0"/>
+          <w:caps w:val="0"/>
           <w:color w:val="191B1F"/>
           <w:spacing w:val="0"/>
           <w:kern w:val="0"/>
@@ -741,7 +771,7 @@
           <w:shd w:val="clear" w:fill="FFFFFF"/>
           <w:lang w:val="en-US" w:eastAsia="zh-CN" w:bidi="ar"/>
         </w:rPr>
-        <w:t>【监督学习，提供好/坏标签】：单步优化方法，直接利用</w:t>
+        <w:t>的“好/坏”回答对，避开复杂的奖励模型训练和强化学习循环（避开RL和RM模型设计）。原理：给定了“好/坏”回答对，模型接收推荐视频序列，然后输出整体序列每个的推荐个体分别“好/坏的概率”，对齐学习</w:t>
       </w:r>
       <w:r>
         <w:rPr>
@@ -749,31 +779,15 @@
           <w:i w:val="0"/>
           <w:iCs w:val="0"/>
           <w:caps w:val="0"/>
-          <w:color w:val="FF0000"/>
-          <w:spacing w:val="0"/>
-          <w:kern w:val="0"/>
-          <w:sz w:val="21"/>
-          <w:szCs w:val="21"/>
-          <w:shd w:val="clear" w:fill="FFFFFF"/>
-          <w:lang w:val="en-US" w:eastAsia="zh-CN" w:bidi="ar"/>
-        </w:rPr>
-        <w:t>人类标注</w:t>
-      </w:r>
-      <w:r>
-        <w:rPr>
-          <w:rFonts w:hint="eastAsia" w:ascii="Helvetica Neue" w:hAnsi="Helvetica Neue" w:eastAsia="Helvetica Neue" w:cs="Helvetica Neue"/>
-          <w:i w:val="0"/>
-          <w:iCs w:val="0"/>
-          <w:caps w:val="0"/>
-          <w:color w:val="191B1F"/>
-          <w:spacing w:val="0"/>
-          <w:kern w:val="0"/>
-          <w:sz w:val="21"/>
-          <w:szCs w:val="21"/>
-          <w:shd w:val="clear" w:fill="FFFFFF"/>
-          <w:lang w:val="en-US" w:eastAsia="zh-CN" w:bidi="ar"/>
-        </w:rPr>
-        <w:t>的“好/坏”回答对，避开复杂的奖励模型训练和强化学习循环（避开RL和RM模型设计）。原理：给定了“好/坏”回答对，模型接收推荐视频序列，然后输出整体序列每个的推荐个体分别“好/坏的概率”，对齐学习拉近模型预测能力与真实数据分布</w:t>
+          <w:color w:val="0000FF"/>
+          <w:spacing w:val="0"/>
+          <w:kern w:val="0"/>
+          <w:sz w:val="21"/>
+          <w:szCs w:val="21"/>
+          <w:shd w:val="clear" w:fill="FFFFFF"/>
+          <w:lang w:val="en-US" w:eastAsia="zh-CN" w:bidi="ar"/>
+        </w:rPr>
+        <w:t>拉近模型预测能力与真实数据分布</w:t>
       </w:r>
     </w:p>
     <w:p>
@@ -987,7 +1001,25 @@
           <w:shd w:val="clear" w:fill="FFFFFF"/>
           <w:lang w:val="en-US" w:eastAsia="zh-CN" w:bidi="ar"/>
         </w:rPr>
-        <w:t>是一种多轮迭代【RL + DPO结合】框架，包含RL &amp; RM设计。通过模型自身生成候选样本，用奖励模型筛选优质数据，再用DPO迭代优化。</w:t>
+        <w:t>是一种多轮迭代【RL + DPO结合】框架，包含RL &amp; RM设计。通过模型自</w:t>
+      </w:r>
+      <w:bookmarkStart w:id="0" w:name="_GoBack"/>
+      <w:bookmarkEnd w:id="0"/>
+      <w:r>
+        <w:rPr>
+          <w:rFonts w:hint="eastAsia" w:ascii="Helvetica Neue" w:hAnsi="Helvetica Neue" w:eastAsia="Helvetica Neue" w:cs="Helvetica Neue"/>
+          <w:i w:val="0"/>
+          <w:iCs w:val="0"/>
+          <w:caps w:val="0"/>
+          <w:color w:val="191B1F"/>
+          <w:spacing w:val="0"/>
+          <w:kern w:val="0"/>
+          <w:sz w:val="21"/>
+          <w:szCs w:val="21"/>
+          <w:shd w:val="clear" w:fill="FFFFFF"/>
+          <w:lang w:val="en-US" w:eastAsia="zh-CN" w:bidi="ar"/>
+        </w:rPr>
+        <w:t>身生成候选样本，用奖励模型筛选优质数据，再用DPO迭代优化。</w:t>
       </w:r>
     </w:p>
     <w:p>
@@ -5652,7 +5684,29 @@
           <w:szCs w:val="24"/>
           <w:lang w:val="en-US" w:eastAsia="zh-CN" w:bidi="ar-SA"/>
         </w:rPr>
-        <w:t>：先做 h_i​ = f(item_i​ | user) = ，后做H_S​ = SelfAttention(h1_​,...,h_K​);</w:t>
+        <w:t>：先做 h_i</w:t>
+      </w:r>
+      <w:r>
+        <w:rPr>
+          <w:rFonts w:hint="eastAsia" w:hAnsi="DejaVu Math TeX Gyre" w:cstheme="minorBidi"/>
+          <w:i w:val="0"/>
+          <w:kern w:val="2"/>
+          <w:sz w:val="21"/>
+          <w:szCs w:val="24"/>
+          <w:lang w:val="en-US" w:eastAsia="zh-CN" w:bidi="ar-SA"/>
+        </w:rPr>
+        <w:t xml:space="preserve"> </w:t>
+      </w:r>
+      <w:r>
+        <w:rPr>
+          <w:rFonts w:hint="default" w:hAnsi="DejaVu Math TeX Gyre" w:cstheme="minorBidi"/>
+          <w:i w:val="0"/>
+          <w:kern w:val="2"/>
+          <w:sz w:val="21"/>
+          <w:szCs w:val="24"/>
+          <w:lang w:val="en-US" w:eastAsia="zh-CN" w:bidi="ar-SA"/>
+        </w:rPr>
+        <w:t>= f(item_i​ | user) = ，后做H_S = SelfAttention(h1_​,...,h_K​);</w:t>
       </w:r>
     </w:p>
     <w:p>
@@ -5974,7 +6028,42 @@
           <w:szCs w:val="24"/>
           <w:lang w:val="en-US" w:eastAsia="zh-CN" w:bidi="ar-SA"/>
         </w:rPr>
-        <w:t>OneRec 的第二阶段用“奖励模型RM + DPO（直接偏好优化）”做推荐质量提升</w:t>
+        <w:t>OneRec 的第二阶段用“</w:t>
+      </w:r>
+      <w:r>
+        <w:rPr>
+          <w:rFonts w:hint="default" w:hAnsi="DejaVu Math TeX Gyre" w:cstheme="minorBidi"/>
+          <w:i w:val="0"/>
+          <w:color w:val="0000FF"/>
+          <w:kern w:val="2"/>
+          <w:sz w:val="21"/>
+          <w:szCs w:val="24"/>
+          <w:lang w:val="en-US" w:eastAsia="zh-CN" w:bidi="ar-SA"/>
+        </w:rPr>
+        <w:t>奖励模型RM + DPO（直接偏好优化）</w:t>
+      </w:r>
+      <w:r>
+        <w:rPr>
+          <w:rFonts w:hint="default" w:hAnsi="DejaVu Math TeX Gyre" w:cstheme="minorBidi"/>
+          <w:i w:val="0"/>
+          <w:kern w:val="2"/>
+          <w:sz w:val="21"/>
+          <w:szCs w:val="24"/>
+          <w:lang w:val="en-US" w:eastAsia="zh-CN" w:bidi="ar-SA"/>
+        </w:rPr>
+        <w:t>”</w:t>
+      </w:r>
+      <w:r>
+        <w:rPr>
+          <w:rFonts w:hint="default" w:hAnsi="DejaVu Math TeX Gyre" w:cstheme="minorBidi"/>
+          <w:i w:val="0"/>
+          <w:color w:val="0000FF"/>
+          <w:kern w:val="2"/>
+          <w:sz w:val="21"/>
+          <w:szCs w:val="24"/>
+          <w:lang w:val="en-US" w:eastAsia="zh-CN" w:bidi="ar-SA"/>
+        </w:rPr>
+        <w:t>做推荐质量提升</w:t>
       </w:r>
     </w:p>
     <w:p>
@@ -6006,12 +6095,24 @@
         <w:rPr>
           <w:rFonts w:hint="default" w:hAnsi="DejaVu Math TeX Gyre" w:cstheme="minorBidi"/>
           <w:i w:val="0"/>
-          <w:kern w:val="2"/>
-          <w:sz w:val="21"/>
-          <w:szCs w:val="24"/>
-          <w:lang w:val="en-US" w:eastAsia="zh-CN" w:bidi="ar-SA"/>
-        </w:rPr>
-        <w:t>不再只学“预测下一个item”（这个是第一阶段 root model种子模型的工作），而是学“哪些推荐列表更好”</w:t>
+          <w:color w:val="0000FF"/>
+          <w:kern w:val="2"/>
+          <w:sz w:val="21"/>
+          <w:szCs w:val="24"/>
+          <w:lang w:val="en-US" w:eastAsia="zh-CN" w:bidi="ar-SA"/>
+        </w:rPr>
+        <w:t>不再只学“预测下一个item”</w:t>
+      </w:r>
+      <w:r>
+        <w:rPr>
+          <w:rFonts w:hint="default" w:hAnsi="DejaVu Math TeX Gyre" w:cstheme="minorBidi"/>
+          <w:i w:val="0"/>
+          <w:kern w:val="2"/>
+          <w:sz w:val="21"/>
+          <w:szCs w:val="24"/>
+          <w:lang w:val="en-US" w:eastAsia="zh-CN" w:bidi="ar-SA"/>
+        </w:rPr>
+        <w:t>（这个是第一阶段 root model种子模型的工作），而是学“哪些推荐列表更好”</w:t>
       </w:r>
     </w:p>
     <w:p>
@@ -6074,7 +6175,19 @@
           <w:szCs w:val="24"/>
           <w:lang w:val="en-US" w:eastAsia="zh-CN" w:bidi="ar-SA"/>
         </w:rPr>
-        <w:t>必要性：上一阶段的 SFT 只是 max P(SID_t | History_t-1), 理论上是最好的，但是忽略了实际上”用户的历史 ≠ 最优推荐“</w:t>
+        <w:t>必要性：</w:t>
+      </w:r>
+      <w:r>
+        <w:rPr>
+          <w:rFonts w:hint="default" w:hAnsi="DejaVu Math TeX Gyre" w:cstheme="minorBidi"/>
+          <w:i w:val="0"/>
+          <w:color w:val="0000FF"/>
+          <w:kern w:val="2"/>
+          <w:sz w:val="21"/>
+          <w:szCs w:val="24"/>
+          <w:lang w:val="en-US" w:eastAsia="zh-CN" w:bidi="ar-SA"/>
+        </w:rPr>
+        <w:t>上一阶段的 SFT 只是 max P(SID_t | History_t-1), 理论上是最好的，但是忽略了实际上”用户的历史 ≠ 最优推荐“</w:t>
       </w:r>
       <w:r>
         <w:rPr>
@@ -6726,6 +6839,32 @@
         </w:rPr>
         <w:t>，并给出打分</w:t>
       </w:r>
+    </w:p>
+    <w:p>
+      <w:pPr>
+        <w:keepNext w:val="0"/>
+        <w:keepLines w:val="0"/>
+        <w:widowControl/>
+        <w:suppressLineNumbers w:val="0"/>
+        <w:pBdr>
+          <w:top w:val="single" w:color="auto" w:sz="4" w:space="1"/>
+          <w:left w:val="single" w:color="auto" w:sz="4" w:space="4"/>
+          <w:bottom w:val="single" w:color="auto" w:sz="4" w:space="1"/>
+          <w:right w:val="single" w:color="auto" w:sz="4" w:space="4"/>
+          <w:between w:val="none" w:color="auto" w:sz="0" w:space="0"/>
+        </w:pBdr>
+        <w:spacing w:before="0" w:after="0"/>
+        <w:ind w:left="0" w:leftChars="0" w:firstLine="0" w:firstLineChars="0"/>
+        <w:jc w:val="left"/>
+        <w:rPr>
+          <w:rFonts w:hint="eastAsia" w:hAnsi="DejaVu Math TeX Gyre" w:cstheme="minorBidi"/>
+          <w:i w:val="0"/>
+          <w:kern w:val="2"/>
+          <w:sz w:val="21"/>
+          <w:szCs w:val="24"/>
+          <w:lang w:val="en-US" w:eastAsia="zh-CN" w:bidi="ar-SA"/>
+        </w:rPr>
+      </w:pPr>
     </w:p>
     <w:p>
       <w:pPr>
